--- a/public/1. Mau 10_KND_Ban tu kiem diem_DHKT_2025.docx
+++ b/public/1. Mau 10_KND_Ban tu kiem diem_DHKT_2025.docx
@@ -41,7 +41,7 @@
             <v:path arrowok="t" fillok="f" o:connecttype="none"/>
             <o:lock v:ext="edit" shapetype="t"/>
           </v:shapetype>
-          <v:shape id="_x0000_s1026" type="#_x0000_t32" style="position:absolute;left:0;text-align:left;margin-left:140.05pt;margin-top:.7pt;width:205pt;height:.85pt;flip:y;z-index:251657728" o:connectortype="straight"/>
+          <v:shape id="_x0000_s1026" type="#_x0000_t32" style="position:absolute;left:0;text-align:left;margin-left:140.05pt;margin-top:.7pt;width:205pt;height:.85pt;flip:y;z-index:1" o:connectortype="straight"/>
         </w:pict>
       </w:r>
     </w:p>
@@ -533,14 +533,12 @@
               <w:rPr>
                 <w:sz w:val="28"/>
                 <w:szCs w:val="28"/>
-                <w:lang w:val="it-IT"/>
               </w:rPr>
             </w:pPr>
             <w:r>
               <w:rPr>
                 <w:sz w:val="28"/>
                 <w:szCs w:val="28"/>
-                <w:lang w:val="it-IT"/>
               </w:rPr>
               <w:t>Được kết nạp vào Đảng ngày {{ngay_vao_dang_d}} tháng {{ngay_vao_dang_m}} năm {{ngay_vao_dang_y}}, tại Chi bộ {{chi_bo_ket_nap}}</w:t>
             </w:r>
@@ -563,14 +561,12 @@
               <w:rPr>
                 <w:sz w:val="28"/>
                 <w:szCs w:val="28"/>
-                <w:lang w:val="it-IT"/>
               </w:rPr>
             </w:pPr>
             <w:r>
               <w:rPr>
                 <w:sz w:val="28"/>
                 <w:szCs w:val="28"/>
-                <w:lang w:val="it-IT"/>
               </w:rPr>
               <w:t xml:space="preserve">Cơ quan, đơn vị đang công tác: {{co_quan_cong_tac}} </w:t>
             </w:r>
@@ -593,14 +589,12 @@
               <w:rPr>
                 <w:sz w:val="28"/>
                 <w:szCs w:val="28"/>
-                <w:lang w:val="it-IT"/>
               </w:rPr>
             </w:pPr>
             <w:r>
               <w:rPr>
                 <w:sz w:val="28"/>
                 <w:szCs w:val="28"/>
-                <w:lang w:val="it-IT"/>
               </w:rPr>
               <w:t>Hiện đang sinh hoạt tại Chi bộ {{chi_bo_sinh_hoat}}</w:t>
             </w:r>
@@ -620,7 +614,6 @@
         <w:rPr>
           <w:sz w:val="28"/>
           <w:szCs w:val="28"/>
-          <w:lang w:val="it-IT"/>
         </w:rPr>
         <w:tab/>
       </w:r>
@@ -688,7 +681,103 @@
           <w:sz w:val="28"/>
           <w:szCs w:val="28"/>
         </w:rPr>
-        <w:t>{{uu_diem}}</w:t>
+        <w:t>- Có phẩm chất chính trị tốt lập trường tư tưởng vững vàng, tuyệt đối trung thành với đường lối của Đảng, tác phong đứng đắn, mẫu mực.</w:t>
+      </w:r>
+    </w:p>
+    <w:p>
+      <w:pPr>
+        <w:spacing w:before="120" w:after="120" w:line="360" w:lineRule="atLeast"/>
+        <w:ind w:firstLine="567"/>
+        <w:jc w:val="both"/>
+        <w:rPr>
+          <w:bCs/>
+          <w:sz w:val="28"/>
+          <w:szCs w:val="28"/>
+        </w:rPr>
+      </w:pPr>
+      <w:r>
+        <w:rPr>
+          <w:bCs/>
+          <w:sz w:val="28"/>
+          <w:szCs w:val="28"/>
+        </w:rPr>
+        <w:t>-  Có lối sống đạo đức trong sáng, giản dị, luôn có ý thức tu dưỡng và rèn luyện đạo đức, luôn là tấm gương sáng cho các thế hệ noi theo.</w:t>
+      </w:r>
+    </w:p>
+    <w:p>
+      <w:pPr>
+        <w:spacing w:before="120" w:after="120" w:line="360" w:lineRule="atLeast"/>
+        <w:ind w:firstLine="567"/>
+        <w:jc w:val="both"/>
+        <w:rPr>
+          <w:bCs/>
+          <w:sz w:val="28"/>
+          <w:szCs w:val="28"/>
+        </w:rPr>
+      </w:pPr>
+      <w:r>
+        <w:rPr>
+          <w:bCs/>
+          <w:sz w:val="28"/>
+          <w:szCs w:val="28"/>
+        </w:rPr>
+        <w:t>- Có năng lực công tác tốt, luôn tích cực tham gia các hoạt động của chi Đoàn, khoa, Đoàn trường.</w:t>
+      </w:r>
+    </w:p>
+    <w:p>
+      <w:pPr>
+        <w:spacing w:before="120" w:after="120" w:line="360" w:lineRule="atLeast"/>
+        <w:ind w:firstLine="567"/>
+        <w:jc w:val="both"/>
+        <w:rPr>
+          <w:bCs/>
+          <w:sz w:val="28"/>
+          <w:szCs w:val="28"/>
+        </w:rPr>
+      </w:pPr>
+      <w:r>
+        <w:rPr>
+          <w:bCs/>
+          <w:sz w:val="28"/>
+          <w:szCs w:val="28"/>
+        </w:rPr>
+        <w:t>-  Tính tình vui vẻ, hòa đồng, luôn giúp đỡ mọi người.</w:t>
+      </w:r>
+    </w:p>
+    <w:p>
+      <w:pPr>
+        <w:spacing w:before="120" w:after="120" w:line="360" w:lineRule="atLeast"/>
+        <w:ind w:firstLine="567"/>
+        <w:jc w:val="both"/>
+        <w:rPr>
+          <w:bCs/>
+          <w:sz w:val="28"/>
+          <w:szCs w:val="28"/>
+        </w:rPr>
+      </w:pPr>
+      <w:r>
+        <w:rPr>
+          <w:bCs/>
+          <w:sz w:val="28"/>
+          <w:szCs w:val="28"/>
+        </w:rPr>
+        <w:t>-  Luôn có thái độ cầu thị trong việc nhìn nhận, sửa chữa, khắc phục khuyết điểm</w:t>
+      </w:r>
+      <w:r>
+        <w:rPr>
+          <w:bCs/>
+          <w:sz w:val="28"/>
+          <w:szCs w:val="28"/>
+        </w:rPr>
+        <w:t xml:space="preserve"> của bản thân</w:t>
+      </w:r>
+      <w:r>
+        <w:rPr>
+          <w:bCs/>
+          <w:sz w:val="28"/>
+          <w:szCs w:val="28"/>
+        </w:rPr>
+        <w:t>.</w:t>
       </w:r>
     </w:p>
     <w:p>
@@ -706,7 +795,6 @@
           <w:sz w:val="28"/>
           <w:szCs w:val="28"/>
         </w:rPr>
-        <w:lastRenderedPageBreak/>
         <w:t>Khuyết điểm</w:t>
       </w:r>
       <w:r>
@@ -733,7 +821,7 @@
           <w:sz w:val="28"/>
           <w:szCs w:val="28"/>
         </w:rPr>
-        <w:t>{{khuyet_diem}}</w:t>
+        <w:t>- Không có khuyết điểm gì lớn</w:t>
       </w:r>
     </w:p>
     <w:p>
@@ -751,6 +839,7 @@
           <w:sz w:val="28"/>
           <w:szCs w:val="28"/>
         </w:rPr>
+        <w:lastRenderedPageBreak/>
         <w:t xml:space="preserve">Tôi tự nhận thấy có đủ điều kiện trở thành đảng viên chính thức. Đề nghị </w:t>
       </w:r>
       <w:r>
@@ -1081,6 +1170,50 @@
     <w:lsdException w:name="Subtitle" w:qFormat="1"/>
     <w:lsdException w:name="Strong" w:qFormat="1"/>
     <w:lsdException w:name="Emphasis" w:qFormat="1"/>
+    <w:lsdException w:name="Normal Table" w:semiHidden="1" w:unhideWhenUsed="1"/>
+    <w:lsdException w:name="Table Simple 1" w:semiHidden="1" w:unhideWhenUsed="1"/>
+    <w:lsdException w:name="Table Simple 2" w:semiHidden="1" w:unhideWhenUsed="1"/>
+    <w:lsdException w:name="Table Simple 3" w:semiHidden="1" w:unhideWhenUsed="1"/>
+    <w:lsdException w:name="Table Classic 1" w:semiHidden="1" w:unhideWhenUsed="1"/>
+    <w:lsdException w:name="Table Classic 2" w:semiHidden="1" w:unhideWhenUsed="1"/>
+    <w:lsdException w:name="Table Classic 3" w:semiHidden="1" w:unhideWhenUsed="1"/>
+    <w:lsdException w:name="Table Classic 4" w:semiHidden="1" w:unhideWhenUsed="1"/>
+    <w:lsdException w:name="Table Colorful 1" w:semiHidden="1" w:unhideWhenUsed="1"/>
+    <w:lsdException w:name="Table Colorful 2" w:semiHidden="1" w:unhideWhenUsed="1"/>
+    <w:lsdException w:name="Table Colorful 3" w:semiHidden="1" w:unhideWhenUsed="1"/>
+    <w:lsdException w:name="Table Columns 1" w:semiHidden="1" w:unhideWhenUsed="1"/>
+    <w:lsdException w:name="Table Columns 2" w:semiHidden="1" w:unhideWhenUsed="1"/>
+    <w:lsdException w:name="Table Columns 3" w:semiHidden="1" w:unhideWhenUsed="1"/>
+    <w:lsdException w:name="Table Columns 4" w:semiHidden="1" w:unhideWhenUsed="1"/>
+    <w:lsdException w:name="Table Columns 5" w:semiHidden="1" w:unhideWhenUsed="1"/>
+    <w:lsdException w:name="Table Grid 1" w:semiHidden="1" w:unhideWhenUsed="1"/>
+    <w:lsdException w:name="Table Grid 2" w:semiHidden="1" w:unhideWhenUsed="1"/>
+    <w:lsdException w:name="Table Grid 3" w:semiHidden="1" w:unhideWhenUsed="1"/>
+    <w:lsdException w:name="Table Grid 4" w:semiHidden="1" w:unhideWhenUsed="1"/>
+    <w:lsdException w:name="Table Grid 5" w:semiHidden="1" w:unhideWhenUsed="1"/>
+    <w:lsdException w:name="Table Grid 6" w:semiHidden="1" w:unhideWhenUsed="1"/>
+    <w:lsdException w:name="Table Grid 7" w:semiHidden="1" w:unhideWhenUsed="1"/>
+    <w:lsdException w:name="Table Grid 8" w:semiHidden="1" w:unhideWhenUsed="1"/>
+    <w:lsdException w:name="Table List 1" w:semiHidden="1" w:unhideWhenUsed="1"/>
+    <w:lsdException w:name="Table List 2" w:semiHidden="1" w:unhideWhenUsed="1"/>
+    <w:lsdException w:name="Table List 3" w:semiHidden="1" w:unhideWhenUsed="1"/>
+    <w:lsdException w:name="Table List 4" w:semiHidden="1" w:unhideWhenUsed="1"/>
+    <w:lsdException w:name="Table List 5" w:semiHidden="1" w:unhideWhenUsed="1"/>
+    <w:lsdException w:name="Table List 6" w:semiHidden="1" w:unhideWhenUsed="1"/>
+    <w:lsdException w:name="Table List 7" w:semiHidden="1" w:unhideWhenUsed="1"/>
+    <w:lsdException w:name="Table List 8" w:semiHidden="1" w:unhideWhenUsed="1"/>
+    <w:lsdException w:name="Table 3D effects 1" w:semiHidden="1" w:unhideWhenUsed="1"/>
+    <w:lsdException w:name="Table 3D effects 2" w:semiHidden="1" w:unhideWhenUsed="1"/>
+    <w:lsdException w:name="Table 3D effects 3" w:semiHidden="1" w:unhideWhenUsed="1"/>
+    <w:lsdException w:name="Table Contemporary" w:semiHidden="1" w:unhideWhenUsed="1"/>
+    <w:lsdException w:name="Table Elegant" w:semiHidden="1" w:unhideWhenUsed="1"/>
+    <w:lsdException w:name="Table Professional" w:semiHidden="1" w:unhideWhenUsed="1"/>
+    <w:lsdException w:name="Table Subtle 1" w:semiHidden="1" w:unhideWhenUsed="1"/>
+    <w:lsdException w:name="Table Subtle 2" w:semiHidden="1" w:unhideWhenUsed="1"/>
+    <w:lsdException w:name="Table Web 1" w:semiHidden="1" w:unhideWhenUsed="1"/>
+    <w:lsdException w:name="Table Web 2" w:semiHidden="1" w:unhideWhenUsed="1"/>
+    <w:lsdException w:name="Table Web 3" w:semiHidden="1" w:unhideWhenUsed="1"/>
+    <w:lsdException w:name="Table Theme" w:semiHidden="1" w:unhideWhenUsed="1"/>
     <w:lsdException w:name="Placeholder Text" w:semiHidden="1" w:uiPriority="99"/>
     <w:lsdException w:name="No Spacing" w:uiPriority="1" w:qFormat="1"/>
     <w:lsdException w:name="Light Shading" w:uiPriority="60"/>
@@ -1312,11 +1445,15 @@
   </w:style>
   <w:style w:type="character" w:default="1" w:styleId="DefaultParagraphFont">
     <w:name w:val="Default Paragraph Font"/>
+    <w:uiPriority w:val="1"/>
     <w:semiHidden/>
+    <w:unhideWhenUsed/>
   </w:style>
   <w:style w:type="table" w:default="1" w:styleId="TableNormal">
     <w:name w:val="Normal Table"/>
+    <w:uiPriority w:val="99"/>
     <w:semiHidden/>
+    <w:unhideWhenUsed/>
     <w:tblPr>
       <w:tblInd w:w="0" w:type="dxa"/>
       <w:tblCellMar>
@@ -1329,7 +1466,9 @@
   </w:style>
   <w:style w:type="numbering" w:default="1" w:styleId="NoList">
     <w:name w:val="No List"/>
+    <w:uiPriority w:val="99"/>
     <w:semiHidden/>
+    <w:unhideWhenUsed/>
   </w:style>
   <w:style w:type="paragraph" w:styleId="Header">
     <w:name w:val="header"/>
